--- a/Documentation_technique.docx
+++ b/Documentation_technique.docx
@@ -313,18 +313,18 @@
           <w:sz w:val="22"/>
           <w:shd w:fill="auto" w:val="clear"/>
         </w:rPr>
-        <w:t xml:space="preserve">Unreal Engine [version à préciser]</w:t>
-      </w:r>
-      <w:r>
-        <w:rPr>
-          <w:rFonts w:ascii="Calibri" w:hAnsi="Calibri" w:cs="Calibri" w:eastAsia="Calibri"/>
-          <w:color w:val="auto"/>
-          <w:spacing w:val="0"/>
-          <w:position w:val="0"/>
-          <w:sz w:val="22"/>
-          <w:shd w:fill="auto" w:val="clear"/>
-        </w:rPr>
-        <w:t xml:space="preserve"> en </w:t>
+        <w:t xml:space="preserve">Unreal Engine (5.7) </w:t>
+      </w:r>
+      <w:r>
+        <w:rPr>
+          <w:rFonts w:ascii="Calibri" w:hAnsi="Calibri" w:cs="Calibri" w:eastAsia="Calibri"/>
+          <w:color w:val="auto"/>
+          <w:spacing w:val="0"/>
+          <w:position w:val="0"/>
+          <w:sz w:val="22"/>
+          <w:shd w:fill="auto" w:val="clear"/>
+        </w:rPr>
+        <w:t xml:space="preserve">en </w:t>
       </w:r>
       <w:r>
         <w:rPr>
@@ -669,8 +669,8 @@
         </w:rPr>
       </w:pPr>
       <w:r>
-        <w:object w:dxaOrig="7200" w:dyaOrig="3196">
-          <v:rect xmlns:o="urn:schemas-microsoft-com:office:office" xmlns:v="urn:schemas-microsoft-com:vml" id="rectole0000000000" style="width:360.000000pt;height:159.800000pt" o:preferrelative="t" o:ole="">
+        <w:object w:dxaOrig="7289" w:dyaOrig="3239">
+          <v:rect xmlns:o="urn:schemas-microsoft-com:office:office" xmlns:v="urn:schemas-microsoft-com:vml" id="rectole0000000000" style="width:364.450000pt;height:161.950000pt" o:preferrelative="t" o:ole="">
             <o:lock v:ext="edit"/>
             <v:imagedata xmlns:r="http://schemas.openxmlformats.org/officeDocument/2006/relationships" r:id="docRId1" o:title=""/>
           </v:rect>
@@ -720,8 +720,8 @@
         </w:rPr>
       </w:pPr>
       <w:r>
-        <w:object w:dxaOrig="7200" w:dyaOrig="2808">
-          <v:rect xmlns:o="urn:schemas-microsoft-com:office:office" xmlns:v="urn:schemas-microsoft-com:vml" id="rectole0000000001" style="width:360.000000pt;height:140.400000pt" o:preferrelative="t" o:ole="">
+        <w:object w:dxaOrig="7289" w:dyaOrig="2834">
+          <v:rect xmlns:o="urn:schemas-microsoft-com:office:office" xmlns:v="urn:schemas-microsoft-com:vml" id="rectole0000000001" style="width:364.450000pt;height:141.700000pt" o:preferrelative="t" o:ole="">
             <o:lock v:ext="edit"/>
             <v:imagedata xmlns:r="http://schemas.openxmlformats.org/officeDocument/2006/relationships" r:id="docRId3" o:title=""/>
           </v:rect>
@@ -878,8 +878,8 @@
         </w:rPr>
       </w:pPr>
       <w:r>
-        <w:object w:dxaOrig="8310" w:dyaOrig="1470">
-          <v:rect xmlns:o="urn:schemas-microsoft-com:office:office" xmlns:v="urn:schemas-microsoft-com:vml" id="rectole0000000002" style="width:415.500000pt;height:73.500000pt" o:preferrelative="t" o:ole="">
+        <w:object w:dxaOrig="8422" w:dyaOrig="1498">
+          <v:rect xmlns:o="urn:schemas-microsoft-com:office:office" xmlns:v="urn:schemas-microsoft-com:vml" id="rectole0000000002" style="width:421.100000pt;height:74.900000pt" o:preferrelative="t" o:ole="">
             <o:lock v:ext="edit"/>
             <v:imagedata xmlns:r="http://schemas.openxmlformats.org/officeDocument/2006/relationships" r:id="docRId5" o:title=""/>
           </v:rect>
@@ -1676,7 +1676,6 @@
                 <w:spacing w:val="0"/>
                 <w:position w:val="0"/>
                 <w:sz w:val="22"/>
-                <w:shd w:fill="auto" w:val="clear"/>
               </w:rPr>
             </w:pPr>
             <w:r>
@@ -1719,7 +1718,6 @@
                 <w:spacing w:val="0"/>
                 <w:position w:val="0"/>
                 <w:sz w:val="22"/>
-                <w:shd w:fill="auto" w:val="clear"/>
               </w:rPr>
             </w:pPr>
             <w:r>
@@ -1762,7 +1760,6 @@
                 <w:spacing w:val="0"/>
                 <w:position w:val="0"/>
                 <w:sz w:val="22"/>
-                <w:shd w:fill="auto" w:val="clear"/>
               </w:rPr>
             </w:pPr>
             <w:r>
@@ -1812,7 +1809,6 @@
                 <w:spacing w:val="0"/>
                 <w:position w:val="0"/>
                 <w:sz w:val="22"/>
-                <w:shd w:fill="auto" w:val="clear"/>
               </w:rPr>
             </w:pPr>
             <w:r>
@@ -1856,7 +1852,6 @@
                 <w:spacing w:val="0"/>
                 <w:position w:val="0"/>
                 <w:sz w:val="22"/>
-                <w:shd w:fill="auto" w:val="clear"/>
               </w:rPr>
             </w:pPr>
             <w:r>
@@ -1899,7 +1894,6 @@
                 <w:spacing w:val="0"/>
                 <w:position w:val="0"/>
                 <w:sz w:val="22"/>
-                <w:shd w:fill="auto" w:val="clear"/>
               </w:rPr>
             </w:pPr>
             <w:r>
@@ -1948,7 +1942,6 @@
                 <w:spacing w:val="0"/>
                 <w:position w:val="0"/>
                 <w:sz w:val="22"/>
-                <w:shd w:fill="auto" w:val="clear"/>
               </w:rPr>
             </w:pPr>
             <w:r>
@@ -1992,7 +1985,6 @@
                 <w:spacing w:val="0"/>
                 <w:position w:val="0"/>
                 <w:sz w:val="22"/>
-                <w:shd w:fill="auto" w:val="clear"/>
               </w:rPr>
             </w:pPr>
             <w:r>
@@ -2035,7 +2027,6 @@
                 <w:spacing w:val="0"/>
                 <w:position w:val="0"/>
                 <w:sz w:val="22"/>
-                <w:shd w:fill="auto" w:val="clear"/>
               </w:rPr>
             </w:pPr>
             <w:r>
@@ -2084,7 +2075,6 @@
                 <w:spacing w:val="0"/>
                 <w:position w:val="0"/>
                 <w:sz w:val="22"/>
-                <w:shd w:fill="auto" w:val="clear"/>
               </w:rPr>
             </w:pPr>
             <w:r>
@@ -2128,7 +2118,6 @@
                 <w:spacing w:val="0"/>
                 <w:position w:val="0"/>
                 <w:sz w:val="22"/>
-                <w:shd w:fill="auto" w:val="clear"/>
               </w:rPr>
             </w:pPr>
             <w:r>
@@ -2171,7 +2160,6 @@
                 <w:spacing w:val="0"/>
                 <w:position w:val="0"/>
                 <w:sz w:val="22"/>
-                <w:shd w:fill="auto" w:val="clear"/>
               </w:rPr>
             </w:pPr>
             <w:r>
@@ -2220,7 +2208,6 @@
                 <w:spacing w:val="0"/>
                 <w:position w:val="0"/>
                 <w:sz w:val="22"/>
-                <w:shd w:fill="auto" w:val="clear"/>
               </w:rPr>
             </w:pPr>
             <w:r>
@@ -2264,7 +2251,6 @@
                 <w:spacing w:val="0"/>
                 <w:position w:val="0"/>
                 <w:sz w:val="22"/>
-                <w:shd w:fill="auto" w:val="clear"/>
               </w:rPr>
             </w:pPr>
             <w:r>
@@ -2307,7 +2293,6 @@
                 <w:spacing w:val="0"/>
                 <w:position w:val="0"/>
                 <w:sz w:val="22"/>
-                <w:shd w:fill="auto" w:val="clear"/>
               </w:rPr>
             </w:pPr>
             <w:r>
@@ -2324,6 +2309,550 @@
           </w:p>
         </w:tc>
       </w:tr>
+      <w:tr>
+        <w:trPr>
+          <w:trHeight w:val="1" w:hRule="atLeast"/>
+          <w:jc w:val="left"/>
+        </w:trPr>
+        <w:tc>
+          <w:tcPr>
+            <w:tcW w:w="2200" w:type="dxa"/>
+            <w:tcBorders>
+              <w:top w:val="single" w:color="bfbfbf" w:sz="4"/>
+              <w:left w:val="single" w:color="bfbfbf" w:sz="4"/>
+              <w:bottom w:val="single" w:color="bfbfbf" w:sz="4"/>
+              <w:right w:val="single" w:color="bfbfbf" w:sz="4"/>
+            </w:tcBorders>
+            <w:shd w:color="000000" w:fill="ffffff" w:val="clear"/>
+            <w:tcMar>
+              <w:left w:w="120" w:type="dxa"/>
+              <w:right w:w="120" w:type="dxa"/>
+            </w:tcMar>
+            <w:vAlign w:val="top"/>
+          </w:tcPr>
+          <w:p>
+            <w:pPr>
+              <w:spacing w:before="0" w:after="0" w:line="240"/>
+              <w:ind w:right="0" w:left="0" w:firstLine="0"/>
+              <w:jc w:val="left"/>
+              <w:rPr>
+                <w:rFonts w:ascii="Calibri" w:hAnsi="Calibri" w:cs="Calibri" w:eastAsia="Calibri"/>
+                <w:color w:val="auto"/>
+                <w:spacing w:val="0"/>
+                <w:position w:val="0"/>
+                <w:sz w:val="22"/>
+                <w:shd w:fill="auto" w:val="clear"/>
+              </w:rPr>
+            </w:pPr>
+            <w:r>
+              <w:rPr>
+                <w:rFonts w:ascii="Calibri" w:hAnsi="Calibri" w:cs="Calibri" w:eastAsia="Calibri"/>
+                <w:b/>
+                <w:color w:val="auto"/>
+                <w:spacing w:val="0"/>
+                <w:position w:val="0"/>
+                <w:sz w:val="22"/>
+                <w:shd w:fill="auto" w:val="clear"/>
+              </w:rPr>
+              <w:t xml:space="preserve">BPI_InteractableObject</w:t>
+            </w:r>
+          </w:p>
+        </w:tc>
+        <w:tc>
+          <w:tcPr>
+            <w:tcW w:w="2000" w:type="dxa"/>
+            <w:tcBorders>
+              <w:top w:val="single" w:color="bfbfbf" w:sz="4"/>
+              <w:left w:val="single" w:color="bfbfbf" w:sz="4"/>
+              <w:bottom w:val="single" w:color="bfbfbf" w:sz="4"/>
+              <w:right w:val="single" w:color="bfbfbf" w:sz="4"/>
+            </w:tcBorders>
+            <w:shd w:color="000000" w:fill="ffffff" w:val="clear"/>
+            <w:tcMar>
+              <w:left w:w="120" w:type="dxa"/>
+              <w:right w:w="120" w:type="dxa"/>
+            </w:tcMar>
+            <w:vAlign w:val="top"/>
+          </w:tcPr>
+          <w:p>
+            <w:pPr>
+              <w:spacing w:before="0" w:after="0" w:line="240"/>
+              <w:ind w:right="0" w:left="0" w:firstLine="0"/>
+              <w:jc w:val="left"/>
+              <w:rPr>
+                <w:rFonts w:ascii="Calibri" w:hAnsi="Calibri" w:cs="Calibri" w:eastAsia="Calibri"/>
+                <w:color w:val="auto"/>
+                <w:spacing w:val="0"/>
+                <w:position w:val="0"/>
+                <w:sz w:val="22"/>
+                <w:shd w:fill="auto" w:val="clear"/>
+              </w:rPr>
+            </w:pPr>
+            <w:r>
+              <w:rPr>
+                <w:rFonts w:ascii="Calibri" w:hAnsi="Calibri" w:cs="Calibri" w:eastAsia="Calibri"/>
+                <w:color w:val="auto"/>
+                <w:spacing w:val="0"/>
+                <w:position w:val="0"/>
+                <w:sz w:val="22"/>
+                <w:shd w:fill="auto" w:val="clear"/>
+              </w:rPr>
+              <w:t xml:space="preserve">Interface Blueprint</w:t>
+            </w:r>
+          </w:p>
+        </w:tc>
+        <w:tc>
+          <w:tcPr>
+            <w:tcW w:w="4826" w:type="dxa"/>
+            <w:tcBorders>
+              <w:top w:val="single" w:color="bfbfbf" w:sz="4"/>
+              <w:left w:val="single" w:color="bfbfbf" w:sz="4"/>
+              <w:bottom w:val="single" w:color="bfbfbf" w:sz="4"/>
+              <w:right w:val="single" w:color="bfbfbf" w:sz="4"/>
+            </w:tcBorders>
+            <w:shd w:color="000000" w:fill="ffffff" w:val="clear"/>
+            <w:tcMar>
+              <w:left w:w="120" w:type="dxa"/>
+              <w:right w:w="120" w:type="dxa"/>
+            </w:tcMar>
+            <w:vAlign w:val="top"/>
+          </w:tcPr>
+          <w:p>
+            <w:pPr>
+              <w:spacing w:before="0" w:after="0" w:line="240"/>
+              <w:ind w:right="0" w:left="0" w:firstLine="0"/>
+              <w:jc w:val="left"/>
+              <w:rPr>
+                <w:rFonts w:ascii="Calibri" w:hAnsi="Calibri" w:cs="Calibri" w:eastAsia="Calibri"/>
+                <w:color w:val="auto"/>
+                <w:spacing w:val="0"/>
+                <w:position w:val="0"/>
+                <w:sz w:val="22"/>
+                <w:shd w:fill="auto" w:val="clear"/>
+              </w:rPr>
+            </w:pPr>
+            <w:r>
+              <w:rPr>
+                <w:rFonts w:ascii="Calibri" w:hAnsi="Calibri" w:cs="Calibri" w:eastAsia="Calibri"/>
+                <w:color w:val="auto"/>
+                <w:spacing w:val="0"/>
+                <w:position w:val="0"/>
+                <w:sz w:val="22"/>
+                <w:shd w:fill="auto" w:val="clear"/>
+              </w:rPr>
+              <w:t xml:space="preserve">Définit le « contrat » de communication entre les éléments du jeu et le joueurs.</w:t>
+            </w:r>
+          </w:p>
+        </w:tc>
+      </w:tr>
+      <w:tr>
+        <w:trPr>
+          <w:trHeight w:val="540" w:hRule="auto"/>
+          <w:jc w:val="left"/>
+        </w:trPr>
+        <w:tc>
+          <w:tcPr>
+            <w:tcW w:w="2200" w:type="dxa"/>
+            <w:tcBorders>
+              <w:top w:val="single" w:color="bfbfbf" w:sz="4"/>
+              <w:left w:val="single" w:color="bfbfbf" w:sz="4"/>
+              <w:bottom w:val="single" w:color="bfbfbf" w:sz="4"/>
+              <w:right w:val="single" w:color="bfbfbf" w:sz="4"/>
+            </w:tcBorders>
+            <w:shd w:color="000000" w:fill="ffffff" w:val="clear"/>
+            <w:tcMar>
+              <w:left w:w="120" w:type="dxa"/>
+              <w:right w:w="120" w:type="dxa"/>
+            </w:tcMar>
+            <w:vAlign w:val="top"/>
+          </w:tcPr>
+          <w:p>
+            <w:pPr>
+              <w:spacing w:before="0" w:after="0" w:line="240"/>
+              <w:ind w:right="0" w:left="0" w:firstLine="0"/>
+              <w:jc w:val="left"/>
+              <w:rPr>
+                <w:rFonts w:ascii="Calibri" w:hAnsi="Calibri" w:cs="Calibri" w:eastAsia="Calibri"/>
+                <w:color w:val="auto"/>
+                <w:spacing w:val="0"/>
+                <w:position w:val="0"/>
+                <w:sz w:val="22"/>
+                <w:shd w:fill="auto" w:val="clear"/>
+              </w:rPr>
+            </w:pPr>
+            <w:r>
+              <w:rPr>
+                <w:rFonts w:ascii="Calibri" w:hAnsi="Calibri" w:cs="Calibri" w:eastAsia="Calibri"/>
+                <w:b/>
+                <w:color w:val="auto"/>
+                <w:spacing w:val="0"/>
+                <w:position w:val="0"/>
+                <w:sz w:val="22"/>
+                <w:shd w:fill="auto" w:val="clear"/>
+              </w:rPr>
+              <w:t xml:space="preserve">BPI_UsableObject</w:t>
+            </w:r>
+          </w:p>
+        </w:tc>
+        <w:tc>
+          <w:tcPr>
+            <w:tcW w:w="2000" w:type="dxa"/>
+            <w:tcBorders>
+              <w:top w:val="single" w:color="bfbfbf" w:sz="4"/>
+              <w:left w:val="single" w:color="bfbfbf" w:sz="4"/>
+              <w:bottom w:val="single" w:color="bfbfbf" w:sz="4"/>
+              <w:right w:val="single" w:color="bfbfbf" w:sz="4"/>
+            </w:tcBorders>
+            <w:shd w:color="000000" w:fill="ffffff" w:val="clear"/>
+            <w:tcMar>
+              <w:left w:w="120" w:type="dxa"/>
+              <w:right w:w="120" w:type="dxa"/>
+            </w:tcMar>
+            <w:vAlign w:val="top"/>
+          </w:tcPr>
+          <w:p>
+            <w:pPr>
+              <w:spacing w:before="0" w:after="0" w:line="240"/>
+              <w:ind w:right="0" w:left="0" w:firstLine="0"/>
+              <w:jc w:val="left"/>
+              <w:rPr>
+                <w:rFonts w:ascii="Calibri" w:hAnsi="Calibri" w:cs="Calibri" w:eastAsia="Calibri"/>
+                <w:color w:val="auto"/>
+                <w:spacing w:val="0"/>
+                <w:position w:val="0"/>
+                <w:sz w:val="22"/>
+                <w:shd w:fill="auto" w:val="clear"/>
+              </w:rPr>
+            </w:pPr>
+            <w:r>
+              <w:rPr>
+                <w:rFonts w:ascii="Calibri" w:hAnsi="Calibri" w:cs="Calibri" w:eastAsia="Calibri"/>
+                <w:color w:val="auto"/>
+                <w:spacing w:val="0"/>
+                <w:position w:val="0"/>
+                <w:sz w:val="22"/>
+                <w:shd w:fill="auto" w:val="clear"/>
+              </w:rPr>
+              <w:t xml:space="preserve">Interface Blueprint</w:t>
+            </w:r>
+          </w:p>
+        </w:tc>
+        <w:tc>
+          <w:tcPr>
+            <w:tcW w:w="4826" w:type="dxa"/>
+            <w:tcBorders>
+              <w:top w:val="single" w:color="bfbfbf" w:sz="4"/>
+              <w:left w:val="single" w:color="bfbfbf" w:sz="4"/>
+              <w:bottom w:val="single" w:color="bfbfbf" w:sz="4"/>
+              <w:right w:val="single" w:color="bfbfbf" w:sz="4"/>
+            </w:tcBorders>
+            <w:shd w:color="000000" w:fill="ffffff" w:val="clear"/>
+            <w:tcMar>
+              <w:left w:w="120" w:type="dxa"/>
+              <w:right w:w="120" w:type="dxa"/>
+            </w:tcMar>
+            <w:vAlign w:val="top"/>
+          </w:tcPr>
+          <w:p>
+            <w:pPr>
+              <w:spacing w:before="0" w:after="0" w:line="240"/>
+              <w:ind w:right="0" w:left="0" w:firstLine="0"/>
+              <w:jc w:val="left"/>
+              <w:rPr>
+                <w:rFonts w:ascii="Calibri" w:hAnsi="Calibri" w:cs="Calibri" w:eastAsia="Calibri"/>
+                <w:color w:val="auto"/>
+                <w:spacing w:val="0"/>
+                <w:position w:val="0"/>
+                <w:sz w:val="22"/>
+                <w:shd w:fill="auto" w:val="clear"/>
+              </w:rPr>
+            </w:pPr>
+            <w:r>
+              <w:rPr>
+                <w:rFonts w:ascii="Calibri" w:hAnsi="Calibri" w:cs="Calibri" w:eastAsia="Calibri"/>
+                <w:color w:val="auto"/>
+                <w:spacing w:val="0"/>
+                <w:position w:val="0"/>
+                <w:sz w:val="22"/>
+                <w:shd w:fill="auto" w:val="clear"/>
+              </w:rPr>
+              <w:t xml:space="preserve">Définis le « contrat » de communication pour les outils que le joueur peut utiliser.</w:t>
+            </w:r>
+          </w:p>
+        </w:tc>
+      </w:tr>
+      <w:tr>
+        <w:trPr>
+          <w:trHeight w:val="1" w:hRule="atLeast"/>
+          <w:jc w:val="left"/>
+        </w:trPr>
+        <w:tc>
+          <w:tcPr>
+            <w:tcW w:w="2200" w:type="dxa"/>
+            <w:tcBorders>
+              <w:top w:val="single" w:color="bfbfbf" w:sz="4"/>
+              <w:left w:val="single" w:color="bfbfbf" w:sz="4"/>
+              <w:bottom w:val="single" w:color="bfbfbf" w:sz="4"/>
+              <w:right w:val="single" w:color="bfbfbf" w:sz="4"/>
+            </w:tcBorders>
+            <w:shd w:color="000000" w:fill="ffffff" w:val="clear"/>
+            <w:tcMar>
+              <w:left w:w="120" w:type="dxa"/>
+              <w:right w:w="120" w:type="dxa"/>
+            </w:tcMar>
+            <w:vAlign w:val="top"/>
+          </w:tcPr>
+          <w:p>
+            <w:pPr>
+              <w:spacing w:before="0" w:after="0" w:line="240"/>
+              <w:ind w:right="0" w:left="0" w:firstLine="0"/>
+              <w:jc w:val="left"/>
+              <w:rPr>
+                <w:rFonts w:ascii="Calibri" w:hAnsi="Calibri" w:cs="Calibri" w:eastAsia="Calibri"/>
+                <w:color w:val="auto"/>
+                <w:spacing w:val="0"/>
+                <w:position w:val="0"/>
+                <w:sz w:val="22"/>
+                <w:shd w:fill="auto" w:val="clear"/>
+              </w:rPr>
+            </w:pPr>
+            <w:r>
+              <w:rPr>
+                <w:rFonts w:ascii="Calibri" w:hAnsi="Calibri" w:cs="Calibri" w:eastAsia="Calibri"/>
+                <w:b/>
+                <w:color w:val="auto"/>
+                <w:spacing w:val="0"/>
+                <w:position w:val="0"/>
+                <w:sz w:val="22"/>
+                <w:shd w:fill="auto" w:val="clear"/>
+              </w:rPr>
+              <w:t xml:space="preserve">BPI_MinableArea</w:t>
+            </w:r>
+          </w:p>
+        </w:tc>
+        <w:tc>
+          <w:tcPr>
+            <w:tcW w:w="2000" w:type="dxa"/>
+            <w:tcBorders>
+              <w:top w:val="single" w:color="bfbfbf" w:sz="4"/>
+              <w:left w:val="single" w:color="bfbfbf" w:sz="4"/>
+              <w:bottom w:val="single" w:color="bfbfbf" w:sz="4"/>
+              <w:right w:val="single" w:color="bfbfbf" w:sz="4"/>
+            </w:tcBorders>
+            <w:shd w:color="000000" w:fill="ffffff" w:val="clear"/>
+            <w:tcMar>
+              <w:left w:w="120" w:type="dxa"/>
+              <w:right w:w="120" w:type="dxa"/>
+            </w:tcMar>
+            <w:vAlign w:val="top"/>
+          </w:tcPr>
+          <w:p>
+            <w:pPr>
+              <w:spacing w:before="0" w:after="0" w:line="240"/>
+              <w:ind w:right="0" w:left="0" w:firstLine="0"/>
+              <w:jc w:val="left"/>
+              <w:rPr>
+                <w:rFonts w:ascii="Calibri" w:hAnsi="Calibri" w:cs="Calibri" w:eastAsia="Calibri"/>
+                <w:color w:val="auto"/>
+                <w:spacing w:val="0"/>
+                <w:position w:val="0"/>
+                <w:sz w:val="22"/>
+                <w:shd w:fill="auto" w:val="clear"/>
+              </w:rPr>
+            </w:pPr>
+            <w:r>
+              <w:rPr>
+                <w:rFonts w:ascii="Calibri" w:hAnsi="Calibri" w:cs="Calibri" w:eastAsia="Calibri"/>
+                <w:color w:val="auto"/>
+                <w:spacing w:val="0"/>
+                <w:position w:val="0"/>
+                <w:sz w:val="22"/>
+                <w:shd w:fill="auto" w:val="clear"/>
+              </w:rPr>
+              <w:t xml:space="preserve">Blueprint</w:t>
+            </w:r>
+          </w:p>
+        </w:tc>
+        <w:tc>
+          <w:tcPr>
+            <w:tcW w:w="4826" w:type="dxa"/>
+            <w:tcBorders>
+              <w:top w:val="single" w:color="bfbfbf" w:sz="4"/>
+              <w:left w:val="single" w:color="bfbfbf" w:sz="4"/>
+              <w:bottom w:val="single" w:color="bfbfbf" w:sz="4"/>
+              <w:right w:val="single" w:color="bfbfbf" w:sz="4"/>
+            </w:tcBorders>
+            <w:shd w:color="000000" w:fill="ffffff" w:val="clear"/>
+            <w:tcMar>
+              <w:left w:w="120" w:type="dxa"/>
+              <w:right w:w="120" w:type="dxa"/>
+            </w:tcMar>
+            <w:vAlign w:val="top"/>
+          </w:tcPr>
+          <w:p>
+            <w:pPr>
+              <w:spacing w:before="0" w:after="0" w:line="240"/>
+              <w:ind w:right="0" w:left="0" w:firstLine="0"/>
+              <w:jc w:val="left"/>
+              <w:rPr>
+                <w:rFonts w:ascii="Calibri" w:hAnsi="Calibri" w:cs="Calibri" w:eastAsia="Calibri"/>
+                <w:color w:val="auto"/>
+                <w:spacing w:val="0"/>
+                <w:position w:val="0"/>
+                <w:sz w:val="22"/>
+                <w:shd w:fill="auto" w:val="clear"/>
+              </w:rPr>
+            </w:pPr>
+            <w:r>
+              <w:rPr>
+                <w:rFonts w:ascii="Calibri" w:hAnsi="Calibri" w:cs="Calibri" w:eastAsia="Calibri"/>
+                <w:color w:val="auto"/>
+                <w:spacing w:val="0"/>
+                <w:position w:val="0"/>
+                <w:sz w:val="22"/>
+                <w:shd w:fill="auto" w:val="clear"/>
+              </w:rPr>
+              <w:t xml:space="preserve">Implémenté BPI_InteractableObject, donne au joueur un item défini à l'avance à chaque interaction réussie</w:t>
+            </w:r>
+          </w:p>
+        </w:tc>
+      </w:tr>
+      <w:tr>
+        <w:trPr>
+          <w:trHeight w:val="1" w:hRule="atLeast"/>
+          <w:jc w:val="left"/>
+        </w:trPr>
+        <w:tc>
+          <w:tcPr>
+            <w:tcW w:w="2200" w:type="dxa"/>
+            <w:tcBorders>
+              <w:top w:val="single" w:color="bfbfbf" w:sz="4"/>
+              <w:left w:val="single" w:color="bfbfbf" w:sz="4"/>
+              <w:bottom w:val="single" w:color="bfbfbf" w:sz="4"/>
+              <w:right w:val="single" w:color="bfbfbf" w:sz="4"/>
+            </w:tcBorders>
+            <w:shd w:color="000000" w:fill="ffffff" w:val="clear"/>
+            <w:tcMar>
+              <w:left w:w="120" w:type="dxa"/>
+              <w:right w:w="120" w:type="dxa"/>
+            </w:tcMar>
+            <w:vAlign w:val="top"/>
+          </w:tcPr>
+          <w:p>
+            <w:pPr>
+              <w:spacing w:before="0" w:after="0" w:line="240"/>
+              <w:ind w:right="0" w:left="0" w:firstLine="0"/>
+              <w:jc w:val="left"/>
+              <w:rPr>
+                <w:rFonts w:ascii="Calibri" w:hAnsi="Calibri" w:cs="Calibri" w:eastAsia="Calibri"/>
+                <w:color w:val="auto"/>
+                <w:spacing w:val="0"/>
+                <w:position w:val="0"/>
+                <w:sz w:val="22"/>
+                <w:shd w:fill="auto" w:val="clear"/>
+              </w:rPr>
+            </w:pPr>
+            <w:r>
+              <w:rPr>
+                <w:rFonts w:ascii="Calibri" w:hAnsi="Calibri" w:cs="Calibri" w:eastAsia="Calibri"/>
+                <w:b/>
+                <w:color w:val="auto"/>
+                <w:spacing w:val="0"/>
+                <w:position w:val="0"/>
+                <w:sz w:val="22"/>
+                <w:shd w:fill="auto" w:val="clear"/>
+              </w:rPr>
+              <w:t xml:space="preserve">BPI_Basic_Storage</w:t>
+            </w:r>
+          </w:p>
+        </w:tc>
+        <w:tc>
+          <w:tcPr>
+            <w:tcW w:w="2000" w:type="dxa"/>
+            <w:tcBorders>
+              <w:top w:val="single" w:color="bfbfbf" w:sz="4"/>
+              <w:left w:val="single" w:color="bfbfbf" w:sz="4"/>
+              <w:bottom w:val="single" w:color="bfbfbf" w:sz="4"/>
+              <w:right w:val="single" w:color="bfbfbf" w:sz="4"/>
+            </w:tcBorders>
+            <w:shd w:color="000000" w:fill="ffffff" w:val="clear"/>
+            <w:tcMar>
+              <w:left w:w="120" w:type="dxa"/>
+              <w:right w:w="120" w:type="dxa"/>
+            </w:tcMar>
+            <w:vAlign w:val="top"/>
+          </w:tcPr>
+          <w:p>
+            <w:pPr>
+              <w:spacing w:before="0" w:after="0" w:line="240"/>
+              <w:ind w:right="0" w:left="0" w:firstLine="0"/>
+              <w:jc w:val="left"/>
+              <w:rPr>
+                <w:rFonts w:ascii="Calibri" w:hAnsi="Calibri" w:cs="Calibri" w:eastAsia="Calibri"/>
+                <w:color w:val="auto"/>
+                <w:spacing w:val="0"/>
+                <w:position w:val="0"/>
+                <w:sz w:val="22"/>
+                <w:shd w:fill="auto" w:val="clear"/>
+              </w:rPr>
+            </w:pPr>
+            <w:r>
+              <w:rPr>
+                <w:rFonts w:ascii="Calibri" w:hAnsi="Calibri" w:cs="Calibri" w:eastAsia="Calibri"/>
+                <w:color w:val="auto"/>
+                <w:spacing w:val="0"/>
+                <w:position w:val="0"/>
+                <w:sz w:val="22"/>
+                <w:shd w:fill="auto" w:val="clear"/>
+              </w:rPr>
+              <w:t xml:space="preserve">Blueprint</w:t>
+            </w:r>
+          </w:p>
+        </w:tc>
+        <w:tc>
+          <w:tcPr>
+            <w:tcW w:w="4826" w:type="dxa"/>
+            <w:tcBorders>
+              <w:top w:val="single" w:color="bfbfbf" w:sz="4"/>
+              <w:left w:val="single" w:color="bfbfbf" w:sz="4"/>
+              <w:bottom w:val="single" w:color="bfbfbf" w:sz="4"/>
+              <w:right w:val="single" w:color="bfbfbf" w:sz="4"/>
+            </w:tcBorders>
+            <w:shd w:color="000000" w:fill="ffffff" w:val="clear"/>
+            <w:tcMar>
+              <w:left w:w="120" w:type="dxa"/>
+              <w:right w:w="120" w:type="dxa"/>
+            </w:tcMar>
+            <w:vAlign w:val="top"/>
+          </w:tcPr>
+          <w:p>
+            <w:pPr>
+              <w:spacing w:before="0" w:after="0" w:line="240"/>
+              <w:ind w:right="0" w:left="0" w:firstLine="0"/>
+              <w:jc w:val="left"/>
+              <w:rPr>
+                <w:rFonts w:ascii="Calibri" w:hAnsi="Calibri" w:cs="Calibri" w:eastAsia="Calibri"/>
+                <w:color w:val="auto"/>
+                <w:spacing w:val="0"/>
+                <w:position w:val="0"/>
+                <w:sz w:val="22"/>
+                <w:shd w:fill="auto" w:val="clear"/>
+              </w:rPr>
+            </w:pPr>
+            <w:r>
+              <w:rPr>
+                <w:rFonts w:ascii="Calibri" w:hAnsi="Calibri" w:cs="Calibri" w:eastAsia="Calibri"/>
+                <w:color w:val="auto"/>
+                <w:spacing w:val="0"/>
+                <w:position w:val="0"/>
+                <w:sz w:val="22"/>
+                <w:shd w:fill="auto" w:val="clear"/>
+              </w:rPr>
+              <w:t xml:space="preserve">Stocke les ressources qui lui sont données, possède un port d'entrée et de sortie</w:t>
+            </w:r>
+          </w:p>
+        </w:tc>
+      </w:tr>
     </w:tbl>
     <w:p>
       <w:pPr>
@@ -2447,7 +2976,61 @@
           <w:sz w:val="22"/>
           <w:shd w:fill="auto" w:val="clear"/>
         </w:rPr>
-        <w:t xml:space="preserve">Classe parente des usines. Chaque usine possède ses ports et gère ses ressources. Les usines spécifiques héritent de cette base au lieu de dupliquer le code.Il gère de même leur consommation et production de ressources.</w:t>
+        <w:t xml:space="preserve">Classe parente des usines. Chaque usine possède ses ports et gère ses ressources. Les usines spécifiques héritent de cette base au lieu de dupliquer le code. Il gère de même leur consommation et production de ressources.</w:t>
+      </w:r>
+    </w:p>
+    <w:p>
+      <w:pPr>
+        <w:spacing w:before="0" w:after="120" w:line="288"/>
+        <w:ind w:right="0" w:left="0" w:firstLine="0"/>
+        <w:jc w:val="both"/>
+        <w:rPr>
+          <w:rFonts w:ascii="Calibri" w:hAnsi="Calibri" w:cs="Calibri" w:eastAsia="Calibri"/>
+          <w:b/>
+          <w:color w:val="404040"/>
+          <w:spacing w:val="0"/>
+          <w:position w:val="0"/>
+          <w:sz w:val="24"/>
+          <w:shd w:fill="auto" w:val="clear"/>
+        </w:rPr>
+      </w:pPr>
+      <w:r>
+        <w:rPr>
+          <w:rFonts w:ascii="Calibri" w:hAnsi="Calibri" w:cs="Calibri" w:eastAsia="Calibri"/>
+          <w:b/>
+          <w:color w:val="404040"/>
+          <w:spacing w:val="0"/>
+          <w:position w:val="0"/>
+          <w:sz w:val="24"/>
+          <w:shd w:fill="auto" w:val="clear"/>
+        </w:rPr>
+        <w:t xml:space="preserve">3.4 BP_IO_Factory</w:t>
+      </w:r>
+    </w:p>
+    <w:p>
+      <w:pPr>
+        <w:spacing w:before="0" w:after="120" w:line="288"/>
+        <w:ind w:right="0" w:left="0" w:firstLine="0"/>
+        <w:jc w:val="both"/>
+        <w:rPr>
+          <w:rFonts w:ascii="Calibri" w:hAnsi="Calibri" w:cs="Calibri" w:eastAsia="Calibri"/>
+          <w:color w:val="auto"/>
+          <w:spacing w:val="0"/>
+          <w:position w:val="0"/>
+          <w:sz w:val="22"/>
+          <w:shd w:fill="auto" w:val="clear"/>
+        </w:rPr>
+      </w:pPr>
+      <w:r>
+        <w:rPr>
+          <w:rFonts w:ascii="Calibri" w:hAnsi="Calibri" w:cs="Calibri" w:eastAsia="Calibri"/>
+          <w:color w:val="404040"/>
+          <w:spacing w:val="0"/>
+          <w:position w:val="0"/>
+          <w:sz w:val="24"/>
+          <w:shd w:fill="auto" w:val="clear"/>
+        </w:rPr>
+        <w:t xml:space="preserve">Classe parent des usines avec un port d'entrée et de sortie. Il possède la liste des recettes qu'il doit appliquer ainsi que les ports.</w:t>
       </w:r>
     </w:p>
     <w:p>
@@ -2476,7 +3059,7 @@
           <w:sz w:val="24"/>
           <w:shd w:fill="auto" w:val="clear"/>
         </w:rPr>
-        <w:t xml:space="preserve">3.3 BP_Rail</w:t>
+        <w:t xml:space="preserve">3.5 BP_Rail</w:t>
       </w:r>
     </w:p>
     <w:p>
@@ -2526,6 +3109,60 @@
           <w:shd w:fill="auto" w:val="clear"/>
         </w:rPr>
         <w:t xml:space="preserve"> quand le joueur connecte deux ports. C'est lui qui assure le transfert de ressources d'une usine à l'autre. Sa forme s'adapte à la position des deux ports, comme on le voit sur la figure 2, où il s'étire du port bleu au port rouge.</w:t>
+      </w:r>
+    </w:p>
+    <w:p>
+      <w:pPr>
+        <w:spacing w:before="0" w:after="120" w:line="288"/>
+        <w:ind w:right="0" w:left="0" w:firstLine="0"/>
+        <w:jc w:val="both"/>
+        <w:rPr>
+          <w:rFonts w:ascii="Calibri" w:hAnsi="Calibri" w:cs="Calibri" w:eastAsia="Calibri"/>
+          <w:b/>
+          <w:color w:val="404040"/>
+          <w:spacing w:val="0"/>
+          <w:position w:val="0"/>
+          <w:sz w:val="24"/>
+          <w:shd w:fill="auto" w:val="clear"/>
+        </w:rPr>
+      </w:pPr>
+      <w:r>
+        <w:rPr>
+          <w:rFonts w:ascii="Calibri" w:hAnsi="Calibri" w:cs="Calibri" w:eastAsia="Calibri"/>
+          <w:b/>
+          <w:color w:val="404040"/>
+          <w:spacing w:val="0"/>
+          <w:position w:val="0"/>
+          <w:sz w:val="24"/>
+          <w:shd w:fill="auto" w:val="clear"/>
+        </w:rPr>
+        <w:t xml:space="preserve">3.6 BP_Staff</w:t>
+      </w:r>
+    </w:p>
+    <w:p>
+      <w:pPr>
+        <w:spacing w:before="0" w:after="120" w:line="288"/>
+        <w:ind w:right="0" w:left="0" w:firstLine="0"/>
+        <w:jc w:val="both"/>
+        <w:rPr>
+          <w:rFonts w:ascii="Calibri" w:hAnsi="Calibri" w:cs="Calibri" w:eastAsia="Calibri"/>
+          <w:color w:val="auto"/>
+          <w:spacing w:val="0"/>
+          <w:position w:val="0"/>
+          <w:sz w:val="22"/>
+          <w:shd w:fill="auto" w:val="clear"/>
+        </w:rPr>
+      </w:pPr>
+      <w:r>
+        <w:rPr>
+          <w:rFonts w:ascii="Calibri" w:hAnsi="Calibri" w:cs="Calibri" w:eastAsia="Calibri"/>
+          <w:color w:val="404040"/>
+          <w:spacing w:val="0"/>
+          <w:position w:val="0"/>
+          <w:sz w:val="24"/>
+          <w:shd w:fill="auto" w:val="clear"/>
+        </w:rPr>
+        <w:t xml:space="preserve">Le staff est le couteau suisse du joueur. Il permet au joueur d'interagir avec toutes les classes qui implémentent l'interface BPI_InteractableObject.</w:t>
       </w:r>
     </w:p>
     <w:p>
@@ -2610,7 +3247,7 @@
       <w:pPr>
         <w:numPr>
           <w:ilvl w:val="0"/>
-          <w:numId w:val="48"/>
+          <w:numId w:val="59"/>
         </w:numPr>
         <w:spacing w:before="0" w:after="80" w:line="276"/>
         <w:ind w:right="0" w:left="720" w:hanging="360"/>
@@ -2652,7 +3289,7 @@
       <w:pPr>
         <w:numPr>
           <w:ilvl w:val="0"/>
-          <w:numId w:val="48"/>
+          <w:numId w:val="59"/>
         </w:numPr>
         <w:spacing w:before="0" w:after="80" w:line="276"/>
         <w:ind w:right="0" w:left="720" w:hanging="360"/>
@@ -2694,7 +3331,7 @@
       <w:pPr>
         <w:numPr>
           <w:ilvl w:val="0"/>
-          <w:numId w:val="48"/>
+          <w:numId w:val="59"/>
         </w:numPr>
         <w:spacing w:before="0" w:after="80" w:line="276"/>
         <w:ind w:right="0" w:left="720" w:hanging="360"/>
@@ -2736,7 +3373,7 @@
       <w:pPr>
         <w:numPr>
           <w:ilvl w:val="0"/>
-          <w:numId w:val="48"/>
+          <w:numId w:val="59"/>
         </w:numPr>
         <w:spacing w:before="0" w:after="80" w:line="276"/>
         <w:ind w:right="0" w:left="720" w:hanging="360"/>
@@ -2778,7 +3415,7 @@
       <w:pPr>
         <w:numPr>
           <w:ilvl w:val="0"/>
-          <w:numId w:val="48"/>
+          <w:numId w:val="59"/>
         </w:numPr>
         <w:spacing w:before="0" w:after="80" w:line="276"/>
         <w:ind w:right="0" w:left="720" w:hanging="360"/>
@@ -2820,7 +3457,7 @@
       <w:pPr>
         <w:numPr>
           <w:ilvl w:val="0"/>
-          <w:numId w:val="48"/>
+          <w:numId w:val="59"/>
         </w:numPr>
         <w:spacing w:before="0" w:after="80" w:line="276"/>
         <w:ind w:right="0" w:left="720" w:hanging="360"/>
@@ -2862,7 +3499,7 @@
       <w:pPr>
         <w:numPr>
           <w:ilvl w:val="0"/>
-          <w:numId w:val="48"/>
+          <w:numId w:val="59"/>
         </w:numPr>
         <w:spacing w:before="0" w:after="80" w:line="276"/>
         <w:ind w:right="0" w:left="720" w:hanging="360"/>
@@ -3121,7 +3758,7 @@
       <w:pPr>
         <w:numPr>
           <w:ilvl w:val="0"/>
-          <w:numId w:val="53"/>
+          <w:numId w:val="64"/>
         </w:numPr>
         <w:spacing w:before="0" w:after="80" w:line="276"/>
         <w:ind w:right="0" w:left="720" w:hanging="360"/>
@@ -3163,7 +3800,7 @@
       <w:pPr>
         <w:numPr>
           <w:ilvl w:val="0"/>
-          <w:numId w:val="53"/>
+          <w:numId w:val="64"/>
         </w:numPr>
         <w:spacing w:before="0" w:after="80" w:line="276"/>
         <w:ind w:right="0" w:left="720" w:hanging="360"/>
@@ -3205,7 +3842,7 @@
       <w:pPr>
         <w:numPr>
           <w:ilvl w:val="0"/>
-          <w:numId w:val="53"/>
+          <w:numId w:val="64"/>
         </w:numPr>
         <w:spacing w:before="0" w:after="80" w:line="276"/>
         <w:ind w:right="0" w:left="720" w:hanging="360"/>
@@ -3247,7 +3884,7 @@
       <w:pPr>
         <w:numPr>
           <w:ilvl w:val="0"/>
-          <w:numId w:val="53"/>
+          <w:numId w:val="64"/>
         </w:numPr>
         <w:spacing w:before="0" w:after="80" w:line="276"/>
         <w:ind w:right="0" w:left="720" w:hanging="360"/>
@@ -3289,7 +3926,7 @@
       <w:pPr>
         <w:numPr>
           <w:ilvl w:val="0"/>
-          <w:numId w:val="53"/>
+          <w:numId w:val="64"/>
         </w:numPr>
         <w:spacing w:before="0" w:after="80" w:line="276"/>
         <w:ind w:right="0" w:left="720" w:hanging="360"/>
@@ -3331,7 +3968,7 @@
       <w:pPr>
         <w:numPr>
           <w:ilvl w:val="0"/>
-          <w:numId w:val="53"/>
+          <w:numId w:val="64"/>
         </w:numPr>
         <w:spacing w:before="0" w:after="80" w:line="276"/>
         <w:ind w:right="0" w:left="720" w:hanging="360"/>
@@ -3576,7 +4213,7 @@
       <w:pPr>
         <w:numPr>
           <w:ilvl w:val="0"/>
-          <w:numId w:val="60"/>
+          <w:numId w:val="71"/>
         </w:numPr>
         <w:spacing w:before="0" w:after="80" w:line="276"/>
         <w:ind w:right="0" w:left="720" w:hanging="360"/>
@@ -3618,7 +4255,7 @@
       <w:pPr>
         <w:numPr>
           <w:ilvl w:val="0"/>
-          <w:numId w:val="60"/>
+          <w:numId w:val="71"/>
         </w:numPr>
         <w:spacing w:before="0" w:after="80" w:line="276"/>
         <w:ind w:right="0" w:left="720" w:hanging="360"/>
@@ -3660,7 +4297,7 @@
       <w:pPr>
         <w:numPr>
           <w:ilvl w:val="0"/>
-          <w:numId w:val="60"/>
+          <w:numId w:val="71"/>
         </w:numPr>
         <w:spacing w:before="0" w:after="80" w:line="276"/>
         <w:ind w:right="0" w:left="720" w:hanging="360"/>
@@ -3982,7 +4619,7 @@
       <w:pPr>
         <w:numPr>
           <w:ilvl w:val="0"/>
-          <w:numId w:val="67"/>
+          <w:numId w:val="78"/>
         </w:numPr>
         <w:spacing w:before="0" w:after="80" w:line="276"/>
         <w:ind w:right="0" w:left="720" w:hanging="360"/>
@@ -4024,7 +4661,7 @@
       <w:pPr>
         <w:numPr>
           <w:ilvl w:val="0"/>
-          <w:numId w:val="67"/>
+          <w:numId w:val="78"/>
         </w:numPr>
         <w:spacing w:before="0" w:after="80" w:line="276"/>
         <w:ind w:right="0" w:left="720" w:hanging="360"/>
@@ -4066,7 +4703,7 @@
       <w:pPr>
         <w:numPr>
           <w:ilvl w:val="0"/>
-          <w:numId w:val="67"/>
+          <w:numId w:val="78"/>
         </w:numPr>
         <w:spacing w:before="0" w:after="80" w:line="276"/>
         <w:ind w:right="0" w:left="720" w:hanging="360"/>
@@ -4108,7 +4745,7 @@
       <w:pPr>
         <w:numPr>
           <w:ilvl w:val="0"/>
-          <w:numId w:val="67"/>
+          <w:numId w:val="78"/>
         </w:numPr>
         <w:spacing w:before="0" w:after="80" w:line="276"/>
         <w:ind w:right="0" w:left="720" w:hanging="360"/>
@@ -4179,7 +4816,7 @@
       <w:pPr>
         <w:numPr>
           <w:ilvl w:val="0"/>
-          <w:numId w:val="69"/>
+          <w:numId w:val="80"/>
         </w:numPr>
         <w:spacing w:before="0" w:after="80" w:line="276"/>
         <w:ind w:right="0" w:left="720" w:hanging="360"/>
@@ -4221,7 +4858,7 @@
       <w:pPr>
         <w:numPr>
           <w:ilvl w:val="0"/>
-          <w:numId w:val="69"/>
+          <w:numId w:val="80"/>
         </w:numPr>
         <w:spacing w:before="0" w:after="80" w:line="276"/>
         <w:ind w:right="0" w:left="720" w:hanging="360"/>
@@ -4263,7 +4900,7 @@
       <w:pPr>
         <w:numPr>
           <w:ilvl w:val="0"/>
-          <w:numId w:val="69"/>
+          <w:numId w:val="80"/>
         </w:numPr>
         <w:spacing w:before="0" w:after="80" w:line="276"/>
         <w:ind w:right="0" w:left="720" w:hanging="360"/>
@@ -4305,7 +4942,7 @@
       <w:pPr>
         <w:numPr>
           <w:ilvl w:val="0"/>
-          <w:numId w:val="69"/>
+          <w:numId w:val="80"/>
         </w:numPr>
         <w:spacing w:before="0" w:after="80" w:line="276"/>
         <w:ind w:right="0" w:left="720" w:hanging="360"/>
@@ -4347,7 +4984,7 @@
       <w:pPr>
         <w:numPr>
           <w:ilvl w:val="0"/>
-          <w:numId w:val="69"/>
+          <w:numId w:val="80"/>
         </w:numPr>
         <w:spacing w:before="0" w:after="80" w:line="276"/>
         <w:ind w:right="0" w:left="720" w:hanging="360"/>
@@ -4436,19 +5073,19 @@
   <w:num w:numId="11">
     <w:abstractNumId w:val="24"/>
   </w:num>
-  <w:num w:numId="48">
+  <w:num w:numId="59">
     <w:abstractNumId w:val="1"/>
   </w:num>
-  <w:num w:numId="53">
+  <w:num w:numId="64">
     <w:abstractNumId w:val="18"/>
   </w:num>
-  <w:num w:numId="60">
+  <w:num w:numId="71">
     <w:abstractNumId w:val="12"/>
   </w:num>
-  <w:num w:numId="67">
+  <w:num w:numId="78">
     <w:abstractNumId w:val="6"/>
   </w:num>
-  <w:num w:numId="69">
+  <w:num w:numId="80">
     <w:abstractNumId w:val="0"/>
   </w:num>
 </w:numbering>
